--- a/теория.docx
+++ b/теория.docx
@@ -4946,7 +4946,21 @@
                 <w:rFonts w:ascii="Times New Roman" w:hAnsi="Times New Roman" w:cs="Times New Roman"/>
                 <w:i/>
               </w:rPr>
-              <w:t>Рис. 1. Задача для решения двумерной и одномерной систем уравнений Максвелла [2]</w:t>
+              <w:t>Рис. 1. Задача для решения двумерной систем</w:t>
+            </w:r>
+            <w:r>
+              <w:rPr>
+                <w:rFonts w:ascii="Times New Roman" w:hAnsi="Times New Roman" w:cs="Times New Roman"/>
+                <w:i/>
+              </w:rPr>
+              <w:t>ы</w:t>
+            </w:r>
+            <w:r>
+              <w:rPr>
+                <w:rFonts w:ascii="Times New Roman" w:hAnsi="Times New Roman" w:cs="Times New Roman"/>
+                <w:i/>
+              </w:rPr>
+              <w:t xml:space="preserve"> уравнений Максвелла [2]</w:t>
             </w:r>
           </w:p>
         </w:tc>
@@ -18745,14 +18759,7 @@
                       <w:rFonts w:ascii="Cambria Math" w:eastAsiaTheme="minorEastAsia" w:hAnsi="Cambria Math" w:cs="Times New Roman"/>
                       <w:lang w:val="en-US"/>
                     </w:rPr>
-                    <m:t>+</m:t>
-                  </m:r>
-                  <m:r>
-                    <w:rPr>
-                      <w:rFonts w:ascii="Cambria Math" w:eastAsiaTheme="minorEastAsia" w:hAnsi="Cambria Math" w:cs="Times New Roman"/>
-                      <w:lang w:val="en-US"/>
-                    </w:rPr>
-                    <m:t>1</m:t>
+                    <m:t>+1</m:t>
                   </m:r>
                 </m:sup>
               </m:sSubSup>
@@ -28577,21 +28584,7 @@
                         <w:rFonts w:ascii="Cambria Math" w:eastAsiaTheme="minorEastAsia" w:hAnsi="Cambria Math" w:cs="Times New Roman"/>
                         <w:lang w:val="en-US"/>
                       </w:rPr>
-                      <m:t>z</m:t>
-                    </m:r>
-                    <m:r>
-                      <w:rPr>
-                        <w:rFonts w:ascii="Cambria Math" w:eastAsiaTheme="minorEastAsia" w:hAnsi="Cambria Math" w:cs="Times New Roman"/>
-                        <w:lang w:val="en-US"/>
-                      </w:rPr>
-                      <m:t xml:space="preserve">, </m:t>
-                    </m:r>
-                    <m:r>
-                      <w:rPr>
-                        <w:rFonts w:ascii="Cambria Math" w:eastAsiaTheme="minorEastAsia" w:hAnsi="Cambria Math" w:cs="Times New Roman"/>
-                        <w:lang w:val="en-US"/>
-                      </w:rPr>
-                      <m:t>an</m:t>
+                      <m:t>z, an</m:t>
                     </m:r>
                   </m:sub>
                 </m:sSub>
@@ -28741,14 +28734,7 @@
                                     <w:rFonts w:ascii="Cambria Math" w:eastAsiaTheme="minorEastAsia" w:hAnsi="Cambria Math" w:cs="Times New Roman"/>
                                     <w:lang w:val="en-US"/>
                                   </w:rPr>
-                                  <m:t>ω</m:t>
-                                </m:r>
-                                <m:r>
-                                  <w:rPr>
-                                    <w:rFonts w:ascii="Cambria Math" w:eastAsiaTheme="minorEastAsia" w:hAnsi="Cambria Math" w:cs="Times New Roman"/>
-                                    <w:lang w:val="en-US"/>
-                                  </w:rPr>
-                                  <m:t>n</m:t>
+                                  <m:t>ωn</m:t>
                                 </m:r>
                                 <m:r>
                                   <m:rPr>
@@ -28765,14 +28751,7 @@
                                     <w:rFonts w:ascii="Cambria Math" w:eastAsiaTheme="minorEastAsia" w:hAnsi="Cambria Math" w:cs="Times New Roman"/>
                                     <w:lang w:val="en-US"/>
                                   </w:rPr>
-                                  <m:t>t-</m:t>
-                                </m:r>
-                                <m:r>
-                                  <w:rPr>
-                                    <w:rFonts w:ascii="Cambria Math" w:eastAsiaTheme="minorEastAsia" w:hAnsi="Cambria Math" w:cs="Times New Roman"/>
-                                    <w:lang w:val="en-US"/>
-                                  </w:rPr>
-                                  <m:t>β</m:t>
+                                  <m:t>t-β</m:t>
                                 </m:r>
                                 <m:sSub>
                                   <m:sSubPr>
@@ -28986,21 +28965,7 @@
                         <w:rFonts w:ascii="Cambria Math" w:eastAsiaTheme="minorEastAsia" w:hAnsi="Cambria Math" w:cs="Times New Roman"/>
                         <w:lang w:val="en-US"/>
                       </w:rPr>
-                      <m:t>y</m:t>
-                    </m:r>
-                    <m:r>
-                      <w:rPr>
-                        <w:rFonts w:ascii="Cambria Math" w:eastAsiaTheme="minorEastAsia" w:hAnsi="Cambria Math" w:cs="Times New Roman"/>
-                        <w:lang w:val="en-US"/>
-                      </w:rPr>
-                      <m:t>,</m:t>
-                    </m:r>
-                    <m:r>
-                      <w:rPr>
-                        <w:rFonts w:ascii="Cambria Math" w:eastAsiaTheme="minorEastAsia" w:hAnsi="Cambria Math" w:cs="Times New Roman"/>
-                        <w:lang w:val="en-US"/>
-                      </w:rPr>
-                      <m:t>an</m:t>
+                      <m:t>y,an</m:t>
                     </m:r>
                   </m:sub>
                 </m:sSub>
@@ -29252,14 +29217,7 @@
                                         <w:rFonts w:ascii="Cambria Math" w:eastAsiaTheme="minorEastAsia" w:hAnsi="Cambria Math" w:cs="Times New Roman"/>
                                         <w:lang w:val="en-US"/>
                                       </w:rPr>
-                                      <m:t>ω</m:t>
-                                    </m:r>
-                                    <m:r>
-                                      <w:rPr>
-                                        <w:rFonts w:ascii="Cambria Math" w:eastAsiaTheme="minorEastAsia" w:hAnsi="Cambria Math" w:cs="Times New Roman"/>
-                                        <w:lang w:val="en-US"/>
-                                      </w:rPr>
-                                      <m:t>n</m:t>
+                                      <m:t>ωn</m:t>
                                     </m:r>
                                     <m:r>
                                       <m:rPr>
@@ -29276,14 +29234,7 @@
                                         <w:rFonts w:ascii="Cambria Math" w:eastAsiaTheme="minorEastAsia" w:hAnsi="Cambria Math" w:cs="Times New Roman"/>
                                         <w:lang w:val="en-US"/>
                                       </w:rPr>
-                                      <m:t>t-</m:t>
-                                    </m:r>
-                                    <m:r>
-                                      <w:rPr>
-                                        <w:rFonts w:ascii="Cambria Math" w:eastAsiaTheme="minorEastAsia" w:hAnsi="Cambria Math" w:cs="Times New Roman"/>
-                                        <w:lang w:val="en-US"/>
-                                      </w:rPr>
-                                      <m:t>β</m:t>
+                                      <m:t>t-β</m:t>
                                     </m:r>
                                     <m:sSub>
                                       <m:sSubPr>
@@ -29531,6 +29482,7 @@
                 <w:rFonts w:ascii="Times New Roman" w:eastAsia="Times New Roman" w:hAnsi="Times New Roman" w:cs="Times New Roman"/>
                 <w:i/>
                 <w:iCs/>
+                <w:lang w:val="en-US"/>
               </w:rPr>
             </w:pPr>
             <w:r>
@@ -29544,6 +29496,7 @@
               <w:rPr>
                 <w:rFonts w:ascii="Times New Roman" w:eastAsiaTheme="minorEastAsia" w:hAnsi="Times New Roman" w:cs="Times New Roman"/>
                 <w:iCs/>
+                <w:lang w:val="en-US"/>
               </w:rPr>
               <w:t xml:space="preserve"> </w:t>
             </w:r>
@@ -29562,6 +29515,7 @@
               <m:r>
                 <w:rPr>
                   <w:rFonts w:ascii="Cambria Math" w:eastAsiaTheme="minorEastAsia" w:hAnsi="Cambria Math" w:cs="Times New Roman"/>
+                  <w:lang w:val="en-US"/>
                 </w:rPr>
                 <m:t> </m:t>
               </m:r>
@@ -29574,6 +29528,7 @@
               <m:r>
                 <w:rPr>
                   <w:rFonts w:ascii="Cambria Math" w:eastAsiaTheme="minorEastAsia" w:hAnsi="Cambria Math" w:cs="Times New Roman"/>
+                  <w:lang w:val="en-US"/>
                 </w:rPr>
                 <m:t>=</m:t>
               </m:r>
@@ -29606,13 +29561,7 @@
                     <w:rPr>
                       <w:rFonts w:ascii="Cambria Math" w:eastAsiaTheme="minorEastAsia" w:hAnsi="Cambria Math" w:cs="Times New Roman"/>
                     </w:rPr>
-                    <m:t>ω</m:t>
-                  </m:r>
-                  <m:r>
-                    <w:rPr>
-                      <w:rFonts w:ascii="Cambria Math" w:eastAsiaTheme="minorEastAsia" w:hAnsi="Cambria Math" w:cs="Times New Roman"/>
-                    </w:rPr>
-                    <m:t>ε</m:t>
+                    <m:t>ωε</m:t>
                   </m:r>
                   <m:ctrlPr>
                     <w:rPr>
@@ -29626,6 +29575,7 @@
               <m:r>
                 <w:rPr>
                   <w:rFonts w:ascii="Cambria Math" w:eastAsiaTheme="minorEastAsia" w:hAnsi="Cambria Math" w:cs="Times New Roman"/>
+                  <w:lang w:val="en-US"/>
                 </w:rPr>
                 <m:t>,</m:t>
               </m:r>
@@ -29638,6 +29588,7 @@
               <m:r>
                 <w:rPr>
                   <w:rFonts w:ascii="Cambria Math" w:eastAsiaTheme="minorEastAsia" w:hAnsi="Cambria Math" w:cs="Times New Roman"/>
+                  <w:lang w:val="en-US"/>
                 </w:rPr>
                 <m:t>=</m:t>
               </m:r>
@@ -29699,6 +29650,7 @@
                           <m:r>
                             <w:rPr>
                               <w:rFonts w:ascii="Cambria Math" w:eastAsiaTheme="minorEastAsia" w:hAnsi="Cambria Math" w:cs="Times New Roman"/>
+                              <w:lang w:val="en-US"/>
                             </w:rPr>
                             <m:t>0</m:t>
                           </m:r>
@@ -29732,6 +29684,7 @@
                           <m:r>
                             <w:rPr>
                               <w:rFonts w:ascii="Cambria Math" w:eastAsiaTheme="minorEastAsia" w:hAnsi="Cambria Math" w:cs="Times New Roman"/>
+                              <w:lang w:val="en-US"/>
                             </w:rPr>
                             <m:t>0</m:t>
                           </m:r>
@@ -29749,6 +29702,7 @@
                       <m:r>
                         <w:rPr>
                           <w:rFonts w:ascii="Cambria Math" w:eastAsiaTheme="minorEastAsia" w:hAnsi="Cambria Math" w:cs="Times New Roman"/>
+                          <w:lang w:val="en-US"/>
                         </w:rPr>
                         <m:t>2</m:t>
                       </m:r>
@@ -29794,6 +29748,7 @@
                           <m:r>
                             <w:rPr>
                               <w:rFonts w:ascii="Cambria Math" w:eastAsiaTheme="minorEastAsia" w:hAnsi="Cambria Math" w:cs="Times New Roman"/>
+                              <w:lang w:val="en-US"/>
                             </w:rPr>
                             <m:t>1+</m:t>
                           </m:r>
@@ -29845,6 +29800,7 @@
                                 <w:rPr>
                                   <w:rFonts w:ascii="Cambria Math" w:eastAsiaTheme="minorEastAsia" w:hAnsi="Cambria Math" w:cs="Times New Roman"/>
                                   <w:iCs/>
+                                  <w:lang w:val="en-US"/>
                                 </w:rPr>
                                 <m:t>2</m:t>
                               </m:r>
@@ -29853,6 +29809,7 @@
                           <m:r>
                             <w:rPr>
                               <w:rFonts w:ascii="Cambria Math" w:eastAsiaTheme="minorEastAsia" w:hAnsi="Cambria Math" w:cs="Times New Roman"/>
+                              <w:lang w:val="en-US"/>
                             </w:rPr>
                             <m:t> </m:t>
                           </m:r>
@@ -29867,6 +29824,7 @@
                       <m:r>
                         <w:rPr>
                           <w:rFonts w:ascii="Cambria Math" w:eastAsiaTheme="minorEastAsia" w:hAnsi="Cambria Math" w:cs="Times New Roman"/>
+                          <w:lang w:val="en-US"/>
                         </w:rPr>
                         <m:t>-1</m:t>
                       </m:r>
@@ -29884,6 +29842,7 @@
               <m:r>
                 <w:rPr>
                   <w:rFonts w:ascii="Cambria Math" w:eastAsiaTheme="minorEastAsia" w:hAnsi="Cambria Math" w:cs="Times New Roman"/>
+                  <w:lang w:val="en-US"/>
                 </w:rPr>
                 <m:t xml:space="preserve">, </m:t>
               </m:r>
@@ -29896,6 +29855,7 @@
               <m:r>
                 <w:rPr>
                   <w:rFonts w:ascii="Cambria Math" w:eastAsiaTheme="minorEastAsia" w:hAnsi="Cambria Math" w:cs="Times New Roman"/>
+                  <w:lang w:val="en-US"/>
                 </w:rPr>
                 <m:t>=</m:t>
               </m:r>
@@ -29957,6 +29917,7 @@
                           <m:r>
                             <w:rPr>
                               <w:rFonts w:ascii="Cambria Math" w:eastAsiaTheme="minorEastAsia" w:hAnsi="Cambria Math" w:cs="Times New Roman"/>
+                              <w:lang w:val="en-US"/>
                             </w:rPr>
                             <m:t>0</m:t>
                           </m:r>
@@ -29990,6 +29951,7 @@
                           <m:r>
                             <w:rPr>
                               <w:rFonts w:ascii="Cambria Math" w:eastAsiaTheme="minorEastAsia" w:hAnsi="Cambria Math" w:cs="Times New Roman"/>
+                              <w:lang w:val="en-US"/>
                             </w:rPr>
                             <m:t>0</m:t>
                           </m:r>
@@ -30007,6 +29969,7 @@
                       <m:r>
                         <w:rPr>
                           <w:rFonts w:ascii="Cambria Math" w:eastAsiaTheme="minorEastAsia" w:hAnsi="Cambria Math" w:cs="Times New Roman"/>
+                          <w:lang w:val="en-US"/>
                         </w:rPr>
                         <m:t>2</m:t>
                       </m:r>
@@ -30052,6 +30015,7 @@
                           <m:r>
                             <w:rPr>
                               <w:rFonts w:ascii="Cambria Math" w:eastAsiaTheme="minorEastAsia" w:hAnsi="Cambria Math" w:cs="Times New Roman"/>
+                              <w:lang w:val="en-US"/>
                             </w:rPr>
                             <m:t>1+</m:t>
                           </m:r>
@@ -30103,6 +30067,7 @@
                                 <w:rPr>
                                   <w:rFonts w:ascii="Cambria Math" w:eastAsiaTheme="minorEastAsia" w:hAnsi="Cambria Math" w:cs="Times New Roman"/>
                                   <w:iCs/>
+                                  <w:lang w:val="en-US"/>
                                 </w:rPr>
                                 <m:t>2</m:t>
                               </m:r>
@@ -30111,6 +30076,7 @@
                           <m:r>
                             <w:rPr>
                               <w:rFonts w:ascii="Cambria Math" w:eastAsiaTheme="minorEastAsia" w:hAnsi="Cambria Math" w:cs="Times New Roman"/>
+                              <w:lang w:val="en-US"/>
                             </w:rPr>
                             <m:t> </m:t>
                           </m:r>
@@ -30125,6 +30091,7 @@
                       <m:r>
                         <w:rPr>
                           <w:rFonts w:ascii="Cambria Math" w:eastAsiaTheme="minorEastAsia" w:hAnsi="Cambria Math" w:cs="Times New Roman"/>
+                          <w:lang w:val="en-US"/>
                         </w:rPr>
                         <m:t>-1</m:t>
                       </m:r>
@@ -30142,6 +30109,7 @@
               <m:r>
                 <w:rPr>
                   <w:rFonts w:ascii="Cambria Math" w:eastAsiaTheme="minorEastAsia" w:hAnsi="Cambria Math" w:cs="Times New Roman"/>
+                  <w:lang w:val="en-US"/>
                 </w:rPr>
                 <m:t>,</m:t>
               </m:r>
@@ -30178,6 +30146,7 @@
               <m:r>
                 <w:rPr>
                   <w:rFonts w:ascii="Cambria Math" w:eastAsiaTheme="minorEastAsia" w:hAnsi="Cambria Math" w:cs="Times New Roman"/>
+                  <w:lang w:val="en-US"/>
                 </w:rPr>
                 <m:t>=</m:t>
               </m:r>
@@ -30238,6 +30207,7 @@
                           <m:r>
                             <w:rPr>
                               <w:rFonts w:ascii="Cambria Math" w:eastAsiaTheme="minorEastAsia" w:hAnsi="Cambria Math" w:cs="Times New Roman"/>
+                              <w:lang w:val="en-US"/>
                             </w:rPr>
                             <m:t>0</m:t>
                           </m:r>
@@ -30249,6 +30219,7 @@
                         </m:rPr>
                         <w:rPr>
                           <w:rFonts w:ascii="Cambria Math" w:eastAsiaTheme="minorEastAsia" w:hAnsi="Cambria Math" w:cs="Times New Roman"/>
+                          <w:lang w:val="en-US"/>
                         </w:rPr>
                         <m:t>/</m:t>
                       </m:r>
@@ -30283,6 +30254,7 @@
                           <m:r>
                             <w:rPr>
                               <w:rFonts w:ascii="Cambria Math" w:eastAsiaTheme="minorEastAsia" w:hAnsi="Cambria Math" w:cs="Times New Roman"/>
+                              <w:lang w:val="en-US"/>
                             </w:rPr>
                             <m:t>0</m:t>
                           </m:r>
@@ -30301,6 +30273,7 @@
                       <m:r>
                         <w:rPr>
                           <w:rFonts w:ascii="Cambria Math" w:eastAsiaTheme="minorEastAsia" w:hAnsi="Cambria Math" w:cs="Times New Roman"/>
+                          <w:lang w:val="en-US"/>
                         </w:rPr>
                         <m:t>1-</m:t>
                       </m:r>
@@ -30314,6 +30287,7 @@
                       <m:r>
                         <w:rPr>
                           <w:rFonts w:ascii="Cambria Math" w:eastAsiaTheme="minorEastAsia" w:hAnsi="Cambria Math" w:cs="Times New Roman"/>
+                          <w:lang w:val="en-US"/>
                         </w:rPr>
                         <m:t> </m:t>
                       </m:r>
@@ -30331,6 +30305,7 @@
                       <m:r>
                         <w:rPr>
                           <w:rFonts w:ascii="Cambria Math" w:eastAsiaTheme="minorEastAsia" w:hAnsi="Cambria Math" w:cs="Times New Roman"/>
+                          <w:lang w:val="en-US"/>
                         </w:rPr>
                         <m:t> </m:t>
                       </m:r>
@@ -30356,6 +30331,7 @@
               <m:r>
                 <w:rPr>
                   <w:rFonts w:ascii="Cambria Math" w:eastAsiaTheme="minorEastAsia" w:hAnsi="Cambria Math" w:cs="Times New Roman"/>
+                  <w:lang w:val="en-US"/>
                 </w:rPr>
                 <m:t xml:space="preserve">, </m:t>
               </m:r>
@@ -30391,6 +30367,7 @@
               <m:r>
                 <w:rPr>
                   <w:rFonts w:ascii="Cambria Math" w:eastAsiaTheme="minorEastAsia" w:hAnsi="Cambria Math" w:cs="Times New Roman"/>
+                  <w:lang w:val="en-US"/>
                 </w:rPr>
                 <m:t>=</m:t>
               </m:r>
@@ -30404,6 +30381,7 @@
               <m:r>
                 <w:rPr>
                   <w:rFonts w:ascii="Cambria Math" w:eastAsiaTheme="minorEastAsia" w:hAnsi="Cambria Math" w:cs="Times New Roman"/>
+                  <w:lang w:val="en-US"/>
                 </w:rPr>
                 <m:t>-</m:t>
               </m:r>
@@ -30541,7 +30519,7 @@
           <w:rFonts w:ascii="Times New Roman" w:eastAsiaTheme="minorEastAsia" w:hAnsi="Times New Roman" w:cs="Times New Roman"/>
           <w:iCs/>
         </w:rPr>
-        <w:t xml:space="preserve">множитель у шага по оси </w:t>
+        <w:t xml:space="preserve">множитель шага по оси </w:t>
       </w:r>
       <w:r>
         <w:rPr>
@@ -30651,7 +30629,6 @@
           <w:rFonts w:ascii="Times New Roman" w:eastAsiaTheme="minorEastAsia" w:hAnsi="Times New Roman" w:cs="Times New Roman"/>
           <w:iCs/>
         </w:rPr>
-        <w:lastRenderedPageBreak/>
         <w:t>«</w:t>
       </w:r>
       <w:r>
@@ -30698,6 +30675,7 @@
           <w:rFonts w:ascii="Times New Roman" w:eastAsiaTheme="minorEastAsia" w:hAnsi="Times New Roman" w:cs="Times New Roman"/>
           <w:iCs/>
         </w:rPr>
+        <w:lastRenderedPageBreak/>
         <w:t xml:space="preserve">выбран для согласованности с направлением распространения волны: чтобы вектор Умова-Пойнтинга </w:t>
       </w:r>
       <w:r>
@@ -31470,21 +31448,7 @@
                           <w:rFonts w:ascii="Cambria Math" w:eastAsiaTheme="minorEastAsia" w:hAnsi="Cambria Math" w:cs="Times New Roman"/>
                           <w:lang w:val="en-US"/>
                         </w:rPr>
-                        <m:t>z</m:t>
-                      </m:r>
-                      <m:r>
-                        <w:rPr>
-                          <w:rFonts w:ascii="Cambria Math" w:eastAsiaTheme="minorEastAsia" w:hAnsi="Cambria Math" w:cs="Times New Roman"/>
-                          <w:lang w:val="en-US"/>
-                        </w:rPr>
-                        <m:t>,</m:t>
-                      </m:r>
-                      <m:r>
-                        <w:rPr>
-                          <w:rFonts w:ascii="Cambria Math" w:eastAsiaTheme="minorEastAsia" w:hAnsi="Cambria Math" w:cs="Times New Roman"/>
-                          <w:lang w:val="en-US"/>
-                        </w:rPr>
-                        <m:t>an</m:t>
+                        <m:t>z,an</m:t>
                       </m:r>
                     </m:sub>
                     <m:sup>
@@ -33175,6 +33139,7 @@
   <w:style w:type="character" w:default="1" w:styleId="a0">
     <w:name w:val="Default Paragraph Font"/>
     <w:uiPriority w:val="1"/>
+    <w:semiHidden/>
     <w:unhideWhenUsed/>
   </w:style>
   <w:style w:type="table" w:default="1" w:styleId="a1">
